--- a/storage/templates/normalized-docx/BM-059/BM-059_normalized.docx
+++ b/storage/templates/normalized-docx/BM-059/BM-059_normalized.docx
@@ -1741,7 +1741,7 @@
                 <w:sz w:val="22"/>
                 <w:szCs w:val="22"/>
               </w:rPr>
-              <w:t>Nơi nhận:</w:t>
+              <w:t>Nơi nhận:{{recipients.personLine}}</w:t>
             </w:r>
           </w:p>
           <w:p>

--- a/storage/templates/normalized-docx/BM-059/BM-059_normalized.docx
+++ b/storage/templates/normalized-docx/BM-059/BM-059_normalized.docx
@@ -1763,17 +1763,7 @@
                 <w:szCs w:val="22"/>
                 <w:lang w:val="vi-VN"/>
               </w:rPr>
-              <w:t>{</w:t>
-            </w:r>
-            <w:r>
-              <w:rPr>
-                <w:rFonts w:hint="default" w:ascii="Times New Roman" w:hAnsi="Times New Roman" w:eastAsia="SimSun" w:cs="Times New Roman"/>
-                <w:b w:val="0"/>
-                <w:bCs w:val="0"/>
-                <w:sz w:val="22"/>
-                <w:szCs w:val="22"/>
-              </w:rPr>
-              <w:t>{recipients.personLine}}</w:t>
+              <w:t>{{recipients.personLine}}</w:t>
             </w:r>
             <w:r>
               <w:rPr>
